--- a/SSU dokumenti/SSU Elektronski Dnevnik 02 - Autorizacija korisnika.docx
+++ b/SSU dokumenti/SSU Elektronski Dnevnik 02 - Autorizacija korisnika.docx
@@ -539,7 +539,7 @@
           <w:r>
             <w:fldChar w:fldCharType="separate"/>
           </w:r>
-          <w:hyperlink w:anchor="_Toc227175864" w:history="1">
+          <w:hyperlink w:anchor="_Toc227194564" w:history="1">
             <w:r>
               <w:rPr>
                 <w:rStyle w:val="Hyperlink"/>
@@ -581,7 +581,7 @@
                 <w:noProof/>
                 <w:webHidden/>
               </w:rPr>
-              <w:instrText xml:space="preserve"> PAGEREF _Toc227175864 \h </w:instrText>
+              <w:instrText xml:space="preserve"> PAGEREF _Toc227194564 \h </w:instrText>
             </w:r>
             <w:r>
               <w:rPr>
@@ -625,7 +625,7 @@
               <w:lang w:val="en-US"/>
             </w:rPr>
           </w:pPr>
-          <w:hyperlink w:anchor="_Toc227175865" w:history="1">
+          <w:hyperlink w:anchor="_Toc227194565" w:history="1">
             <w:r>
               <w:rPr>
                 <w:rStyle w:val="Hyperlink"/>
@@ -667,7 +667,7 @@
                 <w:noProof/>
                 <w:webHidden/>
               </w:rPr>
-              <w:instrText xml:space="preserve"> PAGEREF _Toc227175865 \h </w:instrText>
+              <w:instrText xml:space="preserve"> PAGEREF _Toc227194565 \h </w:instrText>
             </w:r>
             <w:r>
               <w:rPr>
@@ -711,7 +711,7 @@
               <w:lang w:val="en-US"/>
             </w:rPr>
           </w:pPr>
-          <w:hyperlink w:anchor="_Toc227175866" w:history="1">
+          <w:hyperlink w:anchor="_Toc227194566" w:history="1">
             <w:r>
               <w:rPr>
                 <w:rStyle w:val="Hyperlink"/>
@@ -753,7 +753,7 @@
                 <w:noProof/>
                 <w:webHidden/>
               </w:rPr>
-              <w:instrText xml:space="preserve"> PAGEREF _Toc227175866 \h </w:instrText>
+              <w:instrText xml:space="preserve"> PAGEREF _Toc227194566 \h </w:instrText>
             </w:r>
             <w:r>
               <w:rPr>
@@ -797,7 +797,7 @@
               <w:lang w:val="en-US"/>
             </w:rPr>
           </w:pPr>
-          <w:hyperlink w:anchor="_Toc227175867" w:history="1">
+          <w:hyperlink w:anchor="_Toc227194567" w:history="1">
             <w:r>
               <w:rPr>
                 <w:rStyle w:val="Hyperlink"/>
@@ -839,7 +839,7 @@
                 <w:noProof/>
                 <w:webHidden/>
               </w:rPr>
-              <w:instrText xml:space="preserve"> PAGEREF _Toc227175867 \h </w:instrText>
+              <w:instrText xml:space="preserve"> PAGEREF _Toc227194567 \h </w:instrText>
             </w:r>
             <w:r>
               <w:rPr>
@@ -883,7 +883,7 @@
               <w:lang w:val="en-US"/>
             </w:rPr>
           </w:pPr>
-          <w:hyperlink w:anchor="_Toc227175868" w:history="1">
+          <w:hyperlink w:anchor="_Toc227194568" w:history="1">
             <w:r>
               <w:rPr>
                 <w:rStyle w:val="Hyperlink"/>
@@ -925,7 +925,7 @@
                 <w:noProof/>
                 <w:webHidden/>
               </w:rPr>
-              <w:instrText xml:space="preserve"> PAGEREF _Toc227175868 \h </w:instrText>
+              <w:instrText xml:space="preserve"> PAGEREF _Toc227194568 \h </w:instrText>
             </w:r>
             <w:r>
               <w:rPr>
@@ -969,7 +969,7 @@
               <w:lang w:val="en-US"/>
             </w:rPr>
           </w:pPr>
-          <w:hyperlink w:anchor="_Toc227175869" w:history="1">
+          <w:hyperlink w:anchor="_Toc227194569" w:history="1">
             <w:r>
               <w:rPr>
                 <w:rStyle w:val="Hyperlink"/>
@@ -1011,7 +1011,7 @@
                 <w:noProof/>
                 <w:webHidden/>
               </w:rPr>
-              <w:instrText xml:space="preserve"> PAGEREF _Toc227175869 \h </w:instrText>
+              <w:instrText xml:space="preserve"> PAGEREF _Toc227194569 \h </w:instrText>
             </w:r>
             <w:r>
               <w:rPr>
@@ -1055,7 +1055,7 @@
               <w:lang w:val="en-US"/>
             </w:rPr>
           </w:pPr>
-          <w:hyperlink w:anchor="_Toc227175870" w:history="1">
+          <w:hyperlink w:anchor="_Toc227194570" w:history="1">
             <w:r>
               <w:rPr>
                 <w:rStyle w:val="Hyperlink"/>
@@ -1097,7 +1097,7 @@
                 <w:noProof/>
                 <w:webHidden/>
               </w:rPr>
-              <w:instrText xml:space="preserve"> PAGEREF _Toc227175870 \h </w:instrText>
+              <w:instrText xml:space="preserve"> PAGEREF _Toc227194570 \h </w:instrText>
             </w:r>
             <w:r>
               <w:rPr>
@@ -1141,7 +1141,7 @@
               <w:lang w:val="en-US"/>
             </w:rPr>
           </w:pPr>
-          <w:hyperlink w:anchor="_Toc227175871" w:history="1">
+          <w:hyperlink w:anchor="_Toc227194571" w:history="1">
             <w:r>
               <w:rPr>
                 <w:rStyle w:val="Hyperlink"/>
@@ -1183,7 +1183,7 @@
                 <w:noProof/>
                 <w:webHidden/>
               </w:rPr>
-              <w:instrText xml:space="preserve"> PAGEREF _Toc227175871 \h </w:instrText>
+              <w:instrText xml:space="preserve"> PAGEREF _Toc227194571 \h </w:instrText>
             </w:r>
             <w:r>
               <w:rPr>
@@ -1227,7 +1227,7 @@
               <w:lang w:val="en-US"/>
             </w:rPr>
           </w:pPr>
-          <w:hyperlink w:anchor="_Toc227175872" w:history="1">
+          <w:hyperlink w:anchor="_Toc227194572" w:history="1">
             <w:r>
               <w:rPr>
                 <w:rStyle w:val="Hyperlink"/>
@@ -1248,7 +1248,7 @@
                 <w:rStyle w:val="Hyperlink"/>
                 <w:noProof/>
               </w:rPr>
-              <w:t>Uspešna autorizacija korisnika</w:t>
+              <w:t>Autorizacija korisnika</w:t>
             </w:r>
             <w:r>
               <w:rPr>
@@ -1269,7 +1269,7 @@
                 <w:noProof/>
                 <w:webHidden/>
               </w:rPr>
-              <w:instrText xml:space="preserve"> PAGEREF _Toc227175872 \h </w:instrText>
+              <w:instrText xml:space="preserve"> PAGEREF _Toc227194572 \h </w:instrText>
             </w:r>
             <w:r>
               <w:rPr>
@@ -1290,92 +1290,6 @@
                 <w:webHidden/>
               </w:rPr>
               <w:t>4</w:t>
-            </w:r>
-            <w:r>
-              <w:rPr>
-                <w:noProof/>
-                <w:webHidden/>
-              </w:rPr>
-              <w:fldChar w:fldCharType="end"/>
-            </w:r>
-          </w:hyperlink>
-        </w:p>
-        <w:p>
-          <w:pPr>
-            <w:pStyle w:val="TOC3"/>
-            <w:tabs>
-              <w:tab w:val="left" w:pos="1440"/>
-              <w:tab w:val="right" w:leader="dot" w:pos="10070"/>
-            </w:tabs>
-            <w:rPr>
-              <w:rFonts w:eastAsiaTheme="minorEastAsia"/>
-              <w:noProof/>
-              <w:lang w:val="en-US"/>
-            </w:rPr>
-          </w:pPr>
-          <w:hyperlink w:anchor="_Toc227175873" w:history="1">
-            <w:r>
-              <w:rPr>
-                <w:rStyle w:val="Hyperlink"/>
-                <w:noProof/>
-              </w:rPr>
-              <w:t>2.2.2</w:t>
-            </w:r>
-            <w:r>
-              <w:rPr>
-                <w:rFonts w:eastAsiaTheme="minorEastAsia"/>
-                <w:noProof/>
-                <w:lang w:val="en-US"/>
-              </w:rPr>
-              <w:tab/>
-            </w:r>
-            <w:r>
-              <w:rPr>
-                <w:rStyle w:val="Hyperlink"/>
-                <w:noProof/>
-              </w:rPr>
-              <w:t>3a Korisnik nije uneo ispravne podatke</w:t>
-            </w:r>
-            <w:r>
-              <w:rPr>
-                <w:noProof/>
-                <w:webHidden/>
-              </w:rPr>
-              <w:tab/>
-            </w:r>
-            <w:r>
-              <w:rPr>
-                <w:noProof/>
-                <w:webHidden/>
-              </w:rPr>
-              <w:fldChar w:fldCharType="begin"/>
-            </w:r>
-            <w:r>
-              <w:rPr>
-                <w:noProof/>
-                <w:webHidden/>
-              </w:rPr>
-              <w:instrText xml:space="preserve"> PAGEREF _Toc227175873 \h </w:instrText>
-            </w:r>
-            <w:r>
-              <w:rPr>
-                <w:noProof/>
-                <w:webHidden/>
-              </w:rPr>
-            </w:r>
-            <w:r>
-              <w:rPr>
-                <w:noProof/>
-                <w:webHidden/>
-              </w:rPr>
-              <w:fldChar w:fldCharType="separate"/>
-            </w:r>
-            <w:r>
-              <w:rPr>
-                <w:noProof/>
-                <w:webHidden/>
-              </w:rPr>
-              <w:t>5</w:t>
             </w:r>
             <w:r>
               <w:rPr>
@@ -1399,7 +1313,7 @@
               <w:lang w:val="en-US"/>
             </w:rPr>
           </w:pPr>
-          <w:hyperlink w:anchor="_Toc227175874" w:history="1">
+          <w:hyperlink w:anchor="_Toc227194573" w:history="1">
             <w:r>
               <w:rPr>
                 <w:rStyle w:val="Hyperlink"/>
@@ -1441,7 +1355,7 @@
                 <w:noProof/>
                 <w:webHidden/>
               </w:rPr>
-              <w:instrText xml:space="preserve"> PAGEREF _Toc227175874 \h </w:instrText>
+              <w:instrText xml:space="preserve"> PAGEREF _Toc227194573 \h </w:instrText>
             </w:r>
             <w:r>
               <w:rPr>
@@ -1485,7 +1399,7 @@
               <w:lang w:val="en-US"/>
             </w:rPr>
           </w:pPr>
-          <w:hyperlink w:anchor="_Toc227175875" w:history="1">
+          <w:hyperlink w:anchor="_Toc227194574" w:history="1">
             <w:r>
               <w:rPr>
                 <w:rStyle w:val="Hyperlink"/>
@@ -1527,7 +1441,7 @@
                 <w:noProof/>
                 <w:webHidden/>
               </w:rPr>
-              <w:instrText xml:space="preserve"> PAGEREF _Toc227175875 \h </w:instrText>
+              <w:instrText xml:space="preserve"> PAGEREF _Toc227194574 \h </w:instrText>
             </w:r>
             <w:r>
               <w:rPr>
@@ -1571,7 +1485,7 @@
               <w:lang w:val="en-US"/>
             </w:rPr>
           </w:pPr>
-          <w:hyperlink w:anchor="_Toc227175876" w:history="1">
+          <w:hyperlink w:anchor="_Toc227194575" w:history="1">
             <w:r>
               <w:rPr>
                 <w:rStyle w:val="Hyperlink"/>
@@ -1613,7 +1527,7 @@
                 <w:noProof/>
                 <w:webHidden/>
               </w:rPr>
-              <w:instrText xml:space="preserve"> PAGEREF _Toc227175876 \h </w:instrText>
+              <w:instrText xml:space="preserve"> PAGEREF _Toc227194575 \h </w:instrText>
             </w:r>
             <w:r>
               <w:rPr>
@@ -1676,7 +1590,7 @@
       <w:pPr>
         <w:pStyle w:val="Heading1"/>
       </w:pPr>
-      <w:bookmarkStart w:id="0" w:name="_Toc227175864"/>
+      <w:bookmarkStart w:id="0" w:name="_Toc227194564"/>
       <w:r>
         <w:lastRenderedPageBreak/>
         <w:t>Uvod</w:t>
@@ -1687,7 +1601,7 @@
       <w:pPr>
         <w:pStyle w:val="Heading2"/>
       </w:pPr>
-      <w:bookmarkStart w:id="1" w:name="_Toc227175865"/>
+      <w:bookmarkStart w:id="1" w:name="_Toc227194565"/>
       <w:r>
         <w:t>Rezime</w:t>
       </w:r>
@@ -1711,7 +1625,7 @@
       <w:pPr>
         <w:pStyle w:val="Heading2"/>
       </w:pPr>
-      <w:bookmarkStart w:id="2" w:name="_Toc227175866"/>
+      <w:bookmarkStart w:id="2" w:name="_Toc227194566"/>
       <w:r>
         <w:t>Namena dokumenta i ciljne grupe</w:t>
       </w:r>
@@ -1726,7 +1640,7 @@
       <w:pPr>
         <w:pStyle w:val="Heading2"/>
       </w:pPr>
-      <w:bookmarkStart w:id="3" w:name="_Toc227175867"/>
+      <w:bookmarkStart w:id="3" w:name="_Toc227194567"/>
       <w:r>
         <w:t>Reference</w:t>
       </w:r>
@@ -1760,7 +1674,7 @@
       <w:pPr>
         <w:pStyle w:val="Heading2"/>
       </w:pPr>
-      <w:bookmarkStart w:id="4" w:name="_Toc227175868"/>
+      <w:bookmarkStart w:id="4" w:name="_Toc227194568"/>
       <w:r>
         <w:t>Otvorena pitanja</w:t>
       </w:r>
@@ -1936,7 +1850,7 @@
       <w:pPr>
         <w:pStyle w:val="Heading1"/>
       </w:pPr>
-      <w:bookmarkStart w:id="5" w:name="_Toc227175869"/>
+      <w:bookmarkStart w:id="5" w:name="_Toc227194569"/>
       <w:r>
         <w:t xml:space="preserve">Scenario </w:t>
       </w:r>
@@ -1952,7 +1866,7 @@
       <w:pPr>
         <w:pStyle w:val="Heading2"/>
       </w:pPr>
-      <w:bookmarkStart w:id="6" w:name="_Toc227175870"/>
+      <w:bookmarkStart w:id="6" w:name="_Toc227194570"/>
       <w:r>
         <w:t>Kratak opis</w:t>
       </w:r>
@@ -1960,26 +1874,14 @@
     </w:p>
     <w:p>
       <w:r>
-        <w:t>Korisnici koji su u sistemu, čiji su podaci zapisani u bazi podataka, unose ove podatke</w:t>
-      </w:r>
-      <w:r>
-        <w:t xml:space="preserve"> </w:t>
-      </w:r>
-      <w:r>
-        <w:t>(korisničko ime i lozinku) i nakon potvrđenog unosa mogu, na osnovu svoje uloge da</w:t>
-      </w:r>
-      <w:r>
-        <w:t xml:space="preserve"> </w:t>
-      </w:r>
-      <w:r>
-        <w:t>pristupaju drugim funkcionalnostima sajta.</w:t>
+        <w:t>Korisnici koji su u sistemu, čiji su podaci zapisani u bazi podataka, unose ove podatke (korisničko ime i lozinku) i nakon potvrđenog unosa mogu, na osnovu svoje uloge da pristupaju drugim funkcionalnostima sajta.</w:t>
       </w:r>
     </w:p>
     <w:p>
       <w:pPr>
         <w:pStyle w:val="Heading2"/>
       </w:pPr>
-      <w:bookmarkStart w:id="7" w:name="_Toc227175871"/>
+      <w:bookmarkStart w:id="7" w:name="_Toc227194571"/>
       <w:r>
         <w:t>Tok događaja</w:t>
       </w:r>
@@ -1989,12 +1891,12 @@
       <w:pPr>
         <w:pStyle w:val="Heading3"/>
       </w:pPr>
-      <w:bookmarkStart w:id="8" w:name="_Toc227175872"/>
-      <w:r>
-        <w:t xml:space="preserve">Uspešna </w:t>
-      </w:r>
-      <w:r>
-        <w:t>autorizacija</w:t>
+      <w:bookmarkStart w:id="8" w:name="_Toc227194572"/>
+      <w:r>
+        <w:t>A</w:t>
+      </w:r>
+      <w:r>
+        <w:t>utorizacija</w:t>
       </w:r>
       <w:r>
         <w:t xml:space="preserve"> korisnika</w:t>
@@ -2070,12 +1972,11 @@
     </w:p>
     <w:p>
       <w:pPr>
-        <w:pStyle w:val="Heading3"/>
-      </w:pPr>
-      <w:bookmarkStart w:id="9" w:name="_Toc227175873"/>
+        <w:ind w:firstLine="144"/>
+      </w:pPr>
       <w:r>
         <w:lastRenderedPageBreak/>
-        <w:t>3</w:t>
+        <w:t>4</w:t>
       </w:r>
       <w:r>
         <w:t xml:space="preserve">a </w:t>
@@ -2086,11 +1987,10 @@
       <w:r>
         <w:t>nije uneo ispravne podatke</w:t>
       </w:r>
-      <w:bookmarkEnd w:id="9"/>
-    </w:p>
-    <w:p>
-      <w:pPr>
-        <w:ind w:left="720"/>
+    </w:p>
+    <w:p>
+      <w:pPr>
+        <w:ind w:left="1440"/>
       </w:pPr>
       <w:r>
         <w:t>.</w:t>
@@ -2112,51 +2012,54 @@
         <w:t>2</w:t>
       </w:r>
       <w:r>
-        <w:t xml:space="preserve"> Korisnik se vraća na 2.2.1</w:t>
+        <w:t xml:space="preserve"> Korisnik se vraća </w:t>
+      </w:r>
+      <w:r>
+        <w:t>korak 1</w:t>
       </w:r>
     </w:p>
     <w:p>
       <w:pPr>
         <w:pStyle w:val="Heading2"/>
       </w:pPr>
-      <w:bookmarkStart w:id="10" w:name="_Toc227175874"/>
+      <w:bookmarkStart w:id="9" w:name="_Toc227194573"/>
       <w:r>
         <w:t>Posebni zahtevi</w:t>
       </w:r>
+      <w:bookmarkEnd w:id="9"/>
+    </w:p>
+    <w:p>
+      <w:r>
+        <w:t>Ovi podaci bi trebali da se šalju šifrovano (barem lozinka) kako neko ne bi mogao da ih presretne i dobije pristup tom nalogu.</w:t>
+      </w:r>
+    </w:p>
+    <w:p>
+      <w:pPr>
+        <w:pStyle w:val="Heading2"/>
+      </w:pPr>
+      <w:r>
+        <w:t xml:space="preserve"> </w:t>
+      </w:r>
+      <w:bookmarkStart w:id="10" w:name="_Toc227194574"/>
+      <w:r>
+        <w:t>Preduslovi</w:t>
+      </w:r>
       <w:bookmarkEnd w:id="10"/>
     </w:p>
     <w:p>
       <w:r>
-        <w:t>Ovi podaci bi trebali da se šalju šifrovano (barem lozinka) kako neko ne bi mogao da ih presretne i dobije pristup tom nalogu.</w:t>
+        <w:t>Korisnik treba biti ne-ulogovan (gost).</w:t>
       </w:r>
     </w:p>
     <w:p>
       <w:pPr>
         <w:pStyle w:val="Heading2"/>
       </w:pPr>
-      <w:r>
-        <w:t xml:space="preserve"> </w:t>
-      </w:r>
-      <w:bookmarkStart w:id="11" w:name="_Toc227175875"/>
-      <w:r>
-        <w:t>Preduslovi</w:t>
+      <w:bookmarkStart w:id="11" w:name="_Toc227194575"/>
+      <w:r>
+        <w:t>Posledice</w:t>
       </w:r>
       <w:bookmarkEnd w:id="11"/>
-    </w:p>
-    <w:p>
-      <w:r>
-        <w:t>Korisnik treba biti ne-ulogovan (gost).</w:t>
-      </w:r>
-    </w:p>
-    <w:p>
-      <w:pPr>
-        <w:pStyle w:val="Heading2"/>
-      </w:pPr>
-      <w:bookmarkStart w:id="12" w:name="_Toc227175876"/>
-      <w:r>
-        <w:t>Posledice</w:t>
-      </w:r>
-      <w:bookmarkEnd w:id="12"/>
     </w:p>
     <w:p>
       <w:r>
@@ -3048,6 +2951,7 @@
   <w:style w:type="character" w:default="1" w:styleId="DefaultParagraphFont">
     <w:name w:val="Default Paragraph Font"/>
     <w:uiPriority w:val="1"/>
+    <w:semiHidden/>
     <w:unhideWhenUsed/>
   </w:style>
   <w:style w:type="table" w:default="1" w:styleId="TableNormal">

--- a/SSU dokumenti/SSU Elektronski Dnevnik 02 - Autorizacija korisnika.docx
+++ b/SSU dokumenti/SSU Elektronski Dnevnik 02 - Autorizacija korisnika.docx
@@ -539,7 +539,7 @@
           <w:r>
             <w:fldChar w:fldCharType="separate"/>
           </w:r>
-          <w:hyperlink w:anchor="_Toc227194564" w:history="1">
+          <w:hyperlink w:anchor="_Toc227257055" w:history="1">
             <w:r>
               <w:rPr>
                 <w:rStyle w:val="Hyperlink"/>
@@ -581,7 +581,7 @@
                 <w:noProof/>
                 <w:webHidden/>
               </w:rPr>
-              <w:instrText xml:space="preserve"> PAGEREF _Toc227194564 \h </w:instrText>
+              <w:instrText xml:space="preserve"> PAGEREF _Toc227257055 \h </w:instrText>
             </w:r>
             <w:r>
               <w:rPr>
@@ -625,7 +625,7 @@
               <w:lang w:val="en-US"/>
             </w:rPr>
           </w:pPr>
-          <w:hyperlink w:anchor="_Toc227194565" w:history="1">
+          <w:hyperlink w:anchor="_Toc227257056" w:history="1">
             <w:r>
               <w:rPr>
                 <w:rStyle w:val="Hyperlink"/>
@@ -667,7 +667,7 @@
                 <w:noProof/>
                 <w:webHidden/>
               </w:rPr>
-              <w:instrText xml:space="preserve"> PAGEREF _Toc227194565 \h </w:instrText>
+              <w:instrText xml:space="preserve"> PAGEREF _Toc227257056 \h </w:instrText>
             </w:r>
             <w:r>
               <w:rPr>
@@ -711,7 +711,7 @@
               <w:lang w:val="en-US"/>
             </w:rPr>
           </w:pPr>
-          <w:hyperlink w:anchor="_Toc227194566" w:history="1">
+          <w:hyperlink w:anchor="_Toc227257057" w:history="1">
             <w:r>
               <w:rPr>
                 <w:rStyle w:val="Hyperlink"/>
@@ -753,7 +753,7 @@
                 <w:noProof/>
                 <w:webHidden/>
               </w:rPr>
-              <w:instrText xml:space="preserve"> PAGEREF _Toc227194566 \h </w:instrText>
+              <w:instrText xml:space="preserve"> PAGEREF _Toc227257057 \h </w:instrText>
             </w:r>
             <w:r>
               <w:rPr>
@@ -797,7 +797,7 @@
               <w:lang w:val="en-US"/>
             </w:rPr>
           </w:pPr>
-          <w:hyperlink w:anchor="_Toc227194567" w:history="1">
+          <w:hyperlink w:anchor="_Toc227257058" w:history="1">
             <w:r>
               <w:rPr>
                 <w:rStyle w:val="Hyperlink"/>
@@ -839,7 +839,7 @@
                 <w:noProof/>
                 <w:webHidden/>
               </w:rPr>
-              <w:instrText xml:space="preserve"> PAGEREF _Toc227194567 \h </w:instrText>
+              <w:instrText xml:space="preserve"> PAGEREF _Toc227257058 \h </w:instrText>
             </w:r>
             <w:r>
               <w:rPr>
@@ -883,7 +883,7 @@
               <w:lang w:val="en-US"/>
             </w:rPr>
           </w:pPr>
-          <w:hyperlink w:anchor="_Toc227194568" w:history="1">
+          <w:hyperlink w:anchor="_Toc227257059" w:history="1">
             <w:r>
               <w:rPr>
                 <w:rStyle w:val="Hyperlink"/>
@@ -925,7 +925,7 @@
                 <w:noProof/>
                 <w:webHidden/>
               </w:rPr>
-              <w:instrText xml:space="preserve"> PAGEREF _Toc227194568 \h </w:instrText>
+              <w:instrText xml:space="preserve"> PAGEREF _Toc227257059 \h </w:instrText>
             </w:r>
             <w:r>
               <w:rPr>
@@ -969,7 +969,7 @@
               <w:lang w:val="en-US"/>
             </w:rPr>
           </w:pPr>
-          <w:hyperlink w:anchor="_Toc227194569" w:history="1">
+          <w:hyperlink w:anchor="_Toc227257060" w:history="1">
             <w:r>
               <w:rPr>
                 <w:rStyle w:val="Hyperlink"/>
@@ -1011,7 +1011,7 @@
                 <w:noProof/>
                 <w:webHidden/>
               </w:rPr>
-              <w:instrText xml:space="preserve"> PAGEREF _Toc227194569 \h </w:instrText>
+              <w:instrText xml:space="preserve"> PAGEREF _Toc227257060 \h </w:instrText>
             </w:r>
             <w:r>
               <w:rPr>
@@ -1055,7 +1055,7 @@
               <w:lang w:val="en-US"/>
             </w:rPr>
           </w:pPr>
-          <w:hyperlink w:anchor="_Toc227194570" w:history="1">
+          <w:hyperlink w:anchor="_Toc227257061" w:history="1">
             <w:r>
               <w:rPr>
                 <w:rStyle w:val="Hyperlink"/>
@@ -1097,7 +1097,7 @@
                 <w:noProof/>
                 <w:webHidden/>
               </w:rPr>
-              <w:instrText xml:space="preserve"> PAGEREF _Toc227194570 \h </w:instrText>
+              <w:instrText xml:space="preserve"> PAGEREF _Toc227257061 \h </w:instrText>
             </w:r>
             <w:r>
               <w:rPr>
@@ -1141,7 +1141,7 @@
               <w:lang w:val="en-US"/>
             </w:rPr>
           </w:pPr>
-          <w:hyperlink w:anchor="_Toc227194571" w:history="1">
+          <w:hyperlink w:anchor="_Toc227257062" w:history="1">
             <w:r>
               <w:rPr>
                 <w:rStyle w:val="Hyperlink"/>
@@ -1183,7 +1183,7 @@
                 <w:noProof/>
                 <w:webHidden/>
               </w:rPr>
-              <w:instrText xml:space="preserve"> PAGEREF _Toc227194571 \h </w:instrText>
+              <w:instrText xml:space="preserve"> PAGEREF _Toc227257062 \h </w:instrText>
             </w:r>
             <w:r>
               <w:rPr>
@@ -1227,7 +1227,7 @@
               <w:lang w:val="en-US"/>
             </w:rPr>
           </w:pPr>
-          <w:hyperlink w:anchor="_Toc227194572" w:history="1">
+          <w:hyperlink w:anchor="_Toc227257063" w:history="1">
             <w:r>
               <w:rPr>
                 <w:rStyle w:val="Hyperlink"/>
@@ -1269,7 +1269,7 @@
                 <w:noProof/>
                 <w:webHidden/>
               </w:rPr>
-              <w:instrText xml:space="preserve"> PAGEREF _Toc227194572 \h </w:instrText>
+              <w:instrText xml:space="preserve"> PAGEREF _Toc227257063 \h </w:instrText>
             </w:r>
             <w:r>
               <w:rPr>
@@ -1313,7 +1313,7 @@
               <w:lang w:val="en-US"/>
             </w:rPr>
           </w:pPr>
-          <w:hyperlink w:anchor="_Toc227194573" w:history="1">
+          <w:hyperlink w:anchor="_Toc227257064" w:history="1">
             <w:r>
               <w:rPr>
                 <w:rStyle w:val="Hyperlink"/>
@@ -1355,7 +1355,7 @@
                 <w:noProof/>
                 <w:webHidden/>
               </w:rPr>
-              <w:instrText xml:space="preserve"> PAGEREF _Toc227194573 \h </w:instrText>
+              <w:instrText xml:space="preserve"> PAGEREF _Toc227257064 \h </w:instrText>
             </w:r>
             <w:r>
               <w:rPr>
@@ -1399,7 +1399,7 @@
               <w:lang w:val="en-US"/>
             </w:rPr>
           </w:pPr>
-          <w:hyperlink w:anchor="_Toc227194574" w:history="1">
+          <w:hyperlink w:anchor="_Toc227257065" w:history="1">
             <w:r>
               <w:rPr>
                 <w:rStyle w:val="Hyperlink"/>
@@ -1441,7 +1441,7 @@
                 <w:noProof/>
                 <w:webHidden/>
               </w:rPr>
-              <w:instrText xml:space="preserve"> PAGEREF _Toc227194574 \h </w:instrText>
+              <w:instrText xml:space="preserve"> PAGEREF _Toc227257065 \h </w:instrText>
             </w:r>
             <w:r>
               <w:rPr>
@@ -1485,7 +1485,7 @@
               <w:lang w:val="en-US"/>
             </w:rPr>
           </w:pPr>
-          <w:hyperlink w:anchor="_Toc227194575" w:history="1">
+          <w:hyperlink w:anchor="_Toc227257066" w:history="1">
             <w:r>
               <w:rPr>
                 <w:rStyle w:val="Hyperlink"/>
@@ -1527,7 +1527,7 @@
                 <w:noProof/>
                 <w:webHidden/>
               </w:rPr>
-              <w:instrText xml:space="preserve"> PAGEREF _Toc227194575 \h </w:instrText>
+              <w:instrText xml:space="preserve"> PAGEREF _Toc227257066 \h </w:instrText>
             </w:r>
             <w:r>
               <w:rPr>
@@ -1590,7 +1590,7 @@
       <w:pPr>
         <w:pStyle w:val="Heading1"/>
       </w:pPr>
-      <w:bookmarkStart w:id="0" w:name="_Toc227194564"/>
+      <w:bookmarkStart w:id="0" w:name="_Toc227257055"/>
       <w:r>
         <w:lastRenderedPageBreak/>
         <w:t>Uvod</w:t>
@@ -1601,7 +1601,7 @@
       <w:pPr>
         <w:pStyle w:val="Heading2"/>
       </w:pPr>
-      <w:bookmarkStart w:id="1" w:name="_Toc227194565"/>
+      <w:bookmarkStart w:id="1" w:name="_Toc227257056"/>
       <w:r>
         <w:t>Rezime</w:t>
       </w:r>
@@ -1625,7 +1625,7 @@
       <w:pPr>
         <w:pStyle w:val="Heading2"/>
       </w:pPr>
-      <w:bookmarkStart w:id="2" w:name="_Toc227194566"/>
+      <w:bookmarkStart w:id="2" w:name="_Toc227257057"/>
       <w:r>
         <w:t>Namena dokumenta i ciljne grupe</w:t>
       </w:r>
@@ -1640,7 +1640,7 @@
       <w:pPr>
         <w:pStyle w:val="Heading2"/>
       </w:pPr>
-      <w:bookmarkStart w:id="3" w:name="_Toc227194567"/>
+      <w:bookmarkStart w:id="3" w:name="_Toc227257058"/>
       <w:r>
         <w:t>Reference</w:t>
       </w:r>
@@ -1674,7 +1674,7 @@
       <w:pPr>
         <w:pStyle w:val="Heading2"/>
       </w:pPr>
-      <w:bookmarkStart w:id="4" w:name="_Toc227194568"/>
+      <w:bookmarkStart w:id="4" w:name="_Toc227257059"/>
       <w:r>
         <w:t>Otvorena pitanja</w:t>
       </w:r>
@@ -1850,7 +1850,7 @@
       <w:pPr>
         <w:pStyle w:val="Heading1"/>
       </w:pPr>
-      <w:bookmarkStart w:id="5" w:name="_Toc227194569"/>
+      <w:bookmarkStart w:id="5" w:name="_Toc227257060"/>
       <w:r>
         <w:t xml:space="preserve">Scenario </w:t>
       </w:r>
@@ -1866,7 +1866,7 @@
       <w:pPr>
         <w:pStyle w:val="Heading2"/>
       </w:pPr>
-      <w:bookmarkStart w:id="6" w:name="_Toc227194570"/>
+      <w:bookmarkStart w:id="6" w:name="_Toc227257061"/>
       <w:r>
         <w:t>Kratak opis</w:t>
       </w:r>
@@ -1881,7 +1881,7 @@
       <w:pPr>
         <w:pStyle w:val="Heading2"/>
       </w:pPr>
-      <w:bookmarkStart w:id="7" w:name="_Toc227194571"/>
+      <w:bookmarkStart w:id="7" w:name="_Toc227257062"/>
       <w:r>
         <w:t>Tok događaja</w:t>
       </w:r>
@@ -1891,7 +1891,7 @@
       <w:pPr>
         <w:pStyle w:val="Heading3"/>
       </w:pPr>
-      <w:bookmarkStart w:id="8" w:name="_Toc227194572"/>
+      <w:bookmarkStart w:id="8" w:name="_Toc227257063"/>
       <w:r>
         <w:t>A</w:t>
       </w:r>
@@ -2022,7 +2022,7 @@
       <w:pPr>
         <w:pStyle w:val="Heading2"/>
       </w:pPr>
-      <w:bookmarkStart w:id="9" w:name="_Toc227194573"/>
+      <w:bookmarkStart w:id="9" w:name="_Toc227257064"/>
       <w:r>
         <w:t>Posebni zahtevi</w:t>
       </w:r>
@@ -2040,7 +2040,7 @@
       <w:r>
         <w:t xml:space="preserve"> </w:t>
       </w:r>
-      <w:bookmarkStart w:id="10" w:name="_Toc227194574"/>
+      <w:bookmarkStart w:id="10" w:name="_Toc227257065"/>
       <w:r>
         <w:t>Preduslovi</w:t>
       </w:r>
@@ -2055,7 +2055,7 @@
       <w:pPr>
         <w:pStyle w:val="Heading2"/>
       </w:pPr>
-      <w:bookmarkStart w:id="11" w:name="_Toc227194575"/>
+      <w:bookmarkStart w:id="11" w:name="_Toc227257066"/>
       <w:r>
         <w:t>Posledice</w:t>
       </w:r>
